--- a/figures.docx
+++ b/figures.docx
@@ -1403,7 +1403,7 @@
               <c:strCache>
                 <c:ptCount val="1"/>
                 <c:pt idx="0">
-                  <c:v>Var</c:v>
+                  <c:v>Yes</c:v>
                 </c:pt>
               </c:strCache>
             </c:strRef>
@@ -1484,13 +1484,13 @@
               <c:strCache>
                 <c:ptCount val="3"/>
                 <c:pt idx="0">
-                  <c:v>Zor maske ventilasyonu</c:v>
+                  <c:v>Difficult mask ventilation</c:v>
                 </c:pt>
                 <c:pt idx="1">
-                  <c:v>Çift el ile maske ventilasyonu</c:v>
+                  <c:v>Two-handed mask ventilation</c:v>
                 </c:pt>
                 <c:pt idx="2">
-                  <c:v>Oral airway kullanımı</c:v>
+                  <c:v>Oral airway use</c:v>
                 </c:pt>
               </c:strCache>
             </c:strRef>
@@ -1528,7 +1528,7 @@
               <c:strCache>
                 <c:ptCount val="1"/>
                 <c:pt idx="0">
-                  <c:v>Yok</c:v>
+                  <c:v>No</c:v>
                 </c:pt>
               </c:strCache>
             </c:strRef>
@@ -1610,13 +1610,13 @@
               <c:strCache>
                 <c:ptCount val="3"/>
                 <c:pt idx="0">
-                  <c:v>Zor maske ventilasyonu</c:v>
+                  <c:v>Difficult mask ventilation</c:v>
                 </c:pt>
                 <c:pt idx="1">
-                  <c:v>Çift el ile maske ventilasyonu</c:v>
+                  <c:v>Two-handed mask ventilation</c:v>
                 </c:pt>
                 <c:pt idx="2">
-                  <c:v>Oral airway kullanımı</c:v>
+                  <c:v>Oral airway use</c:v>
                 </c:pt>
               </c:strCache>
             </c:strRef>
@@ -1879,7 +1879,7 @@
               <a:rPr lang="tr-TR">
                 <a:latin typeface="+mn-lt"/>
               </a:rPr>
-              <a:t>VKİ &lt;40 kg/m</a:t>
+              <a:t>BMI &lt;40 kg/m</a:t>
             </a:r>
             <a:r>
               <a:rPr lang="tr-TR">
@@ -1899,7 +1899,7 @@
             </a:pPr>
             <a:r>
               <a:rPr lang="tr-TR"/>
-              <a:t>Maske Ventilasyonu</a:t>
+              <a:t>Mask ventilation</a:t>
             </a:r>
           </a:p>
         </c:rich>
@@ -1957,7 +1957,7 @@
               <c:strCache>
                 <c:ptCount val="1"/>
                 <c:pt idx="0">
-                  <c:v>Morbid olmayan obez</c:v>
+                  <c:v>Non-morbidly obese</c:v>
                 </c:pt>
               </c:strCache>
             </c:strRef>
@@ -2066,10 +2066,10 @@
               <c:strCache>
                 <c:ptCount val="2"/>
                 <c:pt idx="0">
-                  <c:v>Zor maske ventilasyonu var</c:v>
+                  <c:v>Difficult mask ventilation present</c:v>
                 </c:pt>
                 <c:pt idx="1">
-                  <c:v>Zor maske ventilasyonu yok</c:v>
+                  <c:v>Difficult mask ventilation absent</c:v>
                 </c:pt>
               </c:strCache>
             </c:strRef>
@@ -2246,7 +2246,7 @@
                 <a:effectLst/>
                 <a:latin typeface="+mn-lt"/>
               </a:rPr>
-              <a:t>VKİ </a:t>
+              <a:t>BMI </a:t>
             </a:r>
             <a:r>
               <a:rPr lang="tr-TR" sz="1400" b="0" i="0" baseline="0">
@@ -2295,7 +2295,7 @@
             </a:pPr>
             <a:r>
               <a:rPr lang="tr-TR"/>
-              <a:t>Maske Ventilasyonu</a:t>
+              <a:t>Mask ventilation</a:t>
             </a:r>
           </a:p>
         </c:rich>
@@ -2365,7 +2365,7 @@
               <c:strCache>
                 <c:ptCount val="1"/>
                 <c:pt idx="0">
-                  <c:v>Morbid obez-Maske ventilasyonu</c:v>
+                  <c:v>Morbidly obese - Mask ventilation</c:v>
                 </c:pt>
               </c:strCache>
             </c:strRef>
@@ -2474,10 +2474,10 @@
               <c:strCache>
                 <c:ptCount val="2"/>
                 <c:pt idx="0">
-                  <c:v>Zor maske ventilasyonu var</c:v>
+                  <c:v>Difficult mask ventilation present</c:v>
                 </c:pt>
                 <c:pt idx="1">
-                  <c:v>Zor maske ventilasyonu yok</c:v>
+                  <c:v>Difficult mask ventilation absent</c:v>
                 </c:pt>
               </c:strCache>
             </c:strRef>
